--- a/resources/templates/16复核意见书.docx
+++ b/resources/templates/16复核意见书.docx
@@ -146,18 +146,22 @@
                 <w:sz w:val="24"/>
               </w:rPr>
             </w:pPr>
+            <w:r>
+              <w:rPr>
+                <w:rFonts w:hint="default" w:ascii="Times New Roman" w:hAnsi="Times New Roman" w:eastAsia="仿宋_GB2312" w:cs="Times New Roman"/>
+                <w:color w:val="auto"/>
+                <w:kern w:val="2"/>
+                <w:sz w:val="24"/>
+                <w:szCs w:val="24"/>
+                <w:u w:val="none"/>
+                <w:lang w:val="en-US" w:eastAsia="zh-CN" w:bidi="ar-SA"/>
+              </w:rPr>
+              <w:t>{auditUnit}</w:t>
+            </w:r>
           </w:p>
         </w:tc>
       </w:tr>
       <w:tr>
-        <w:tblPrEx>
-          <w:tblCellMar>
-            <w:top w:w="0" w:type="dxa"/>
-            <w:left w:w="108" w:type="dxa"/>
-            <w:bottom w:w="0" w:type="dxa"/>
-            <w:right w:w="108" w:type="dxa"/>
-          </w:tblCellMar>
-        </w:tblPrEx>
         <w:trPr>
           <w:trHeight w:val="337" w:hRule="atLeast"/>
           <w:jc w:val="center"/>
@@ -192,7 +196,17 @@
                 <w:snapToGrid w:val="0"/>
                 <w:sz w:val="24"/>
               </w:rPr>
-              <w:t>审计项目名称</w:t>
+              <w:t>审计项</w:t>
+            </w:r>
+            <w:bookmarkStart w:id="0" w:name="_GoBack"/>
+            <w:bookmarkEnd w:id="0"/>
+            <w:r>
+              <w:rPr>
+                <w:rFonts w:ascii="宋体" w:hAnsi="宋体"/>
+                <w:snapToGrid w:val="0"/>
+                <w:sz w:val="24"/>
+              </w:rPr>
+              <w:t>目名称</w:t>
             </w:r>
           </w:p>
         </w:tc>
@@ -227,25 +241,25 @@
               <w:jc w:val="left"/>
               <w:textAlignment w:val="auto"/>
               <w:rPr>
-                <w:rFonts w:ascii="宋体" w:hAnsi="宋体"/>
-                <w:snapToGrid w:val="0"/>
-                <w:sz w:val="24"/>
-              </w:rPr>
-            </w:pPr>
-            <w:bookmarkStart w:id="0" w:name="_GoBack"/>
-            <w:bookmarkEnd w:id="0"/>
+                <w:rFonts w:hint="default" w:ascii="宋体" w:hAnsi="宋体"/>
+                <w:snapToGrid w:val="0"/>
+                <w:sz w:val="24"/>
+                <w:lang w:val="en-US"/>
+              </w:rPr>
+            </w:pPr>
+            <w:r>
+              <w:rPr>
+                <w:rFonts w:hint="default" w:ascii="宋体" w:hAnsi="宋体"/>
+                <w:snapToGrid w:val="0"/>
+                <w:sz w:val="24"/>
+                <w:lang w:val="en-US"/>
+              </w:rPr>
+              <w:t>{projectName}</w:t>
+            </w:r>
           </w:p>
         </w:tc>
       </w:tr>
       <w:tr>
-        <w:tblPrEx>
-          <w:tblCellMar>
-            <w:top w:w="0" w:type="dxa"/>
-            <w:left w:w="108" w:type="dxa"/>
-            <w:bottom w:w="0" w:type="dxa"/>
-            <w:right w:w="108" w:type="dxa"/>
-          </w:tblCellMar>
-        </w:tblPrEx>
         <w:trPr>
           <w:trHeight w:val="445" w:hRule="atLeast"/>
           <w:jc w:val="center"/>
@@ -286,14 +300,6 @@
         </w:tc>
       </w:tr>
       <w:tr>
-        <w:tblPrEx>
-          <w:tblCellMar>
-            <w:top w:w="0" w:type="dxa"/>
-            <w:left w:w="108" w:type="dxa"/>
-            <w:bottom w:w="0" w:type="dxa"/>
-            <w:right w:w="108" w:type="dxa"/>
-          </w:tblCellMar>
-        </w:tblPrEx>
         <w:trPr>
           <w:trHeight w:val="734" w:hRule="atLeast"/>
           <w:jc w:val="center"/>
@@ -393,14 +399,6 @@
         </w:tc>
       </w:tr>
       <w:tr>
-        <w:tblPrEx>
-          <w:tblCellMar>
-            <w:top w:w="0" w:type="dxa"/>
-            <w:left w:w="108" w:type="dxa"/>
-            <w:bottom w:w="0" w:type="dxa"/>
-            <w:right w:w="108" w:type="dxa"/>
-          </w:tblCellMar>
-        </w:tblPrEx>
         <w:trPr>
           <w:trHeight w:val="90" w:hRule="atLeast"/>
           <w:jc w:val="center"/>
@@ -491,14 +489,6 @@
         </w:tc>
       </w:tr>
       <w:tr>
-        <w:tblPrEx>
-          <w:tblCellMar>
-            <w:top w:w="0" w:type="dxa"/>
-            <w:left w:w="108" w:type="dxa"/>
-            <w:bottom w:w="0" w:type="dxa"/>
-            <w:right w:w="108" w:type="dxa"/>
-          </w:tblCellMar>
-        </w:tblPrEx>
         <w:trPr>
           <w:trHeight w:val="704" w:hRule="atLeast"/>
           <w:jc w:val="center"/>
@@ -589,14 +579,6 @@
         </w:tc>
       </w:tr>
       <w:tr>
-        <w:tblPrEx>
-          <w:tblCellMar>
-            <w:top w:w="0" w:type="dxa"/>
-            <w:left w:w="108" w:type="dxa"/>
-            <w:bottom w:w="0" w:type="dxa"/>
-            <w:right w:w="108" w:type="dxa"/>
-          </w:tblCellMar>
-        </w:tblPrEx>
         <w:trPr>
           <w:trHeight w:val="701" w:hRule="atLeast"/>
           <w:jc w:val="center"/>
@@ -687,14 +669,6 @@
         </w:tc>
       </w:tr>
       <w:tr>
-        <w:tblPrEx>
-          <w:tblCellMar>
-            <w:top w:w="0" w:type="dxa"/>
-            <w:left w:w="108" w:type="dxa"/>
-            <w:bottom w:w="0" w:type="dxa"/>
-            <w:right w:w="108" w:type="dxa"/>
-          </w:tblCellMar>
-        </w:tblPrEx>
         <w:trPr>
           <w:trHeight w:val="630" w:hRule="atLeast"/>
           <w:jc w:val="center"/>
@@ -785,14 +759,6 @@
         </w:tc>
       </w:tr>
       <w:tr>
-        <w:tblPrEx>
-          <w:tblCellMar>
-            <w:top w:w="0" w:type="dxa"/>
-            <w:left w:w="108" w:type="dxa"/>
-            <w:bottom w:w="0" w:type="dxa"/>
-            <w:right w:w="108" w:type="dxa"/>
-          </w:tblCellMar>
-        </w:tblPrEx>
         <w:trPr>
           <w:trHeight w:val="634" w:hRule="atLeast"/>
           <w:jc w:val="center"/>
@@ -884,14 +850,6 @@
         </w:tc>
       </w:tr>
       <w:tr>
-        <w:tblPrEx>
-          <w:tblCellMar>
-            <w:top w:w="0" w:type="dxa"/>
-            <w:left w:w="108" w:type="dxa"/>
-            <w:bottom w:w="0" w:type="dxa"/>
-            <w:right w:w="108" w:type="dxa"/>
-          </w:tblCellMar>
-        </w:tblPrEx>
         <w:trPr>
           <w:trHeight w:val="693" w:hRule="atLeast"/>
           <w:jc w:val="center"/>
@@ -982,14 +940,6 @@
         </w:tc>
       </w:tr>
       <w:tr>
-        <w:tblPrEx>
-          <w:tblCellMar>
-            <w:top w:w="0" w:type="dxa"/>
-            <w:left w:w="108" w:type="dxa"/>
-            <w:bottom w:w="0" w:type="dxa"/>
-            <w:right w:w="108" w:type="dxa"/>
-          </w:tblCellMar>
-        </w:tblPrEx>
         <w:trPr>
           <w:trHeight w:val="832" w:hRule="atLeast"/>
           <w:jc w:val="center"/>
@@ -1080,14 +1030,6 @@
         </w:tc>
       </w:tr>
       <w:tr>
-        <w:tblPrEx>
-          <w:tblCellMar>
-            <w:top w:w="0" w:type="dxa"/>
-            <w:left w:w="108" w:type="dxa"/>
-            <w:bottom w:w="0" w:type="dxa"/>
-            <w:right w:w="108" w:type="dxa"/>
-          </w:tblCellMar>
-        </w:tblPrEx>
         <w:trPr>
           <w:trHeight w:val="1080" w:hRule="atLeast"/>
           <w:jc w:val="center"/>
@@ -1128,14 +1070,6 @@
         </w:tc>
       </w:tr>
       <w:tr>
-        <w:tblPrEx>
-          <w:tblCellMar>
-            <w:top w:w="0" w:type="dxa"/>
-            <w:left w:w="108" w:type="dxa"/>
-            <w:bottom w:w="0" w:type="dxa"/>
-            <w:right w:w="108" w:type="dxa"/>
-          </w:tblCellMar>
-        </w:tblPrEx>
         <w:trPr>
           <w:trHeight w:val="1320" w:hRule="atLeast"/>
           <w:jc w:val="center"/>
